--- a/vertragsdokumente/bautraegervertrag/bautraegervertrag.docx
+++ b/vertragsdokumente/bautraegervertrag/bautraegervertrag.docx
@@ -2307,7 +2307,7 @@
         </w:numPr>
       </w:pPr>
       <w:r>
-        <w:t xml:space="preserve">die Bedeutung der Bezugnahme nach § 13a BeurkG,</w:t>
+        <w:t xml:space="preserve">die Bedeutung der Bezugnahme nach § 13c BeurkG,</w:t>
       </w:r>
     </w:p>
     <w:p>
@@ -2408,7 +2408,7 @@
         <w:t xml:space="preserve"> </w:t>
       </w:r>
       <w:r>
-        <w:t xml:space="preserve">— Teilungserklärung einschließlich Gemeinschaftsordnung vom 18. Juli 2024, UR-Nr. 612/2024 W des Notars Egmont Wachtelborn, Berlin, in der Fassung des 1. bis 7. Nachtrags (UR-Nrn. 731/2024 W, 942/2024 W, 28/2025 W, 412/2025 W, 698/2025 W, 1108/2025 W und 187/2026 W). Auf das Verlesen wird gemäß § 13a BeurkG verzichtet (siehe Unterschriftenvermerk).</w:t>
+        <w:t xml:space="preserve">— Teilungserklärung einschließlich Gemeinschaftsordnung vom 18. Juli 2024, UR-Nr. 612/2024 W des Notars Egmont Wachtelborn, Berlin, in der Fassung des 1. bis 7. Nachtrags (UR-Nrn. 731/2024 W, 942/2024 W, 28/2025 W, 412/2025 W, 698/2025 W, 1108/2025 W und 187/2026 W). Auf das Verlesen wird gemäß § 13c BeurkG verzichtet (siehe Unterschriftenvermerk).</w:t>
       </w:r>
     </w:p>
     <w:p>

--- a/vertragsdokumente/bautraegervertrag/bautraegervertrag.docx
+++ b/vertragsdokumente/bautraegervertrag/bautraegervertrag.docx
@@ -11,17 +11,13 @@
         <w:t xml:space="preserve">Bauträgervertrag</w:t>
       </w:r>
     </w:p>
-    <w:p>
-      <w:r>
-        <w:br w:type="page"/>
-      </w:r>
-    </w:p>
     <w:bookmarkEnd w:id="9"/>
     <w:bookmarkStart w:id="11" w:name="ur-nr.-1882026-kq"/>
     <w:p>
       <w:pPr>
         <w:pStyle w:val="Heading1"/>
       </w:pPr>
+      <w:br w:type="page"/>
       <w:r>
         <w:t xml:space="preserve">UR-Nr. 188/2026 KQ</w:t>
       </w:r>
@@ -447,11 +443,6 @@
         <w:t xml:space="preserve">Der Verkäufer hat für das Bauvorhaben interne Projektunterlagen erstellen lassen, insbesondere den geotechnischen Kurzbericht „BQ-KNW-4/2026” der TerraSond GmbH vom 17.02.2026, die Terminlinie „Birkenpfuhl Q1, Haus 4, Stand 05.03.2026”, die Planliste Architektur B4-A-100 bis B4-A-612, die Fachplanerlisten TGA-B4-ELT/HLS 03/2026, das Brandschutz-Memo BSK-4-2, die Kostentrendblätter der Projektsteuerung sowie Baustellen- und Mängelverfolgungsberichte der Objektüberwachung. Diese Unterlagen dienen ausschließlich der internen Steuerung des Gesamtprojekts. Sie werden dem Käufer nur insoweit zugänglich gemacht, als dies für die Finanzierung der Einheit 4.27, die öffentlich-rechtliche Nachweisführung, die Abnahme oder die spätere Verwaltung nach zwingenden gesetzlichen Vorschriften erforderlich ist oder der Verkäufer dies für die Kommunikation im Bauabschnitt Haus 4 für angezeigt hält.</w:t>
       </w:r>
     </w:p>
-    <w:p>
-      <w:r>
-        <w:br w:type="page"/>
-      </w:r>
-    </w:p>
     <w:bookmarkEnd w:id="12"/>
     <w:bookmarkEnd w:id="13"/>
     <w:bookmarkStart w:id="14" w:name="kaufgegenstand"/>
@@ -459,6 +450,7 @@
       <w:pPr>
         <w:pStyle w:val="Heading1"/>
       </w:pPr>
+      <w:br w:type="page"/>
       <w:r>
         <w:t xml:space="preserve">§ 1 Kaufgegenstand</w:t>
       </w:r>
@@ -539,11 +531,6 @@
       </w:pPr>
       <w:r>
         <w:t xml:space="preserve">In Abteilung III ist eine Gesamtgrundschuld in Höhe von 92 800 000,00 EUR zugunsten der Pommersche Hypotheken-Bank AG eingetragen.</w:t>
-      </w:r>
-    </w:p>
-    <w:p>
-      <w:r>
-        <w:br w:type="page"/>
       </w:r>
     </w:p>
     <w:bookmarkEnd w:id="14"/>
@@ -552,6 +539,7 @@
       <w:pPr>
         <w:pStyle w:val="Heading1"/>
       </w:pPr>
+      <w:br w:type="page"/>
       <w:r>
         <w:t xml:space="preserve">§ 2 Kaufpreis</w:t>
       </w:r>
@@ -628,11 +616,6 @@
       </w:r>
       <w:r>
         <w:t xml:space="preserve">Nicht im Kaufpreis enthalten sind die bei Notar, Grundbuchamt und Behörden anfallenden Gebühren, die Grunderwerbsteuer, sämtliche Kosten der Erschließung und der erstmaligen Anschlüsse an Ver- und Entsorgungsanlagen (vgl. § 7) sowie Kosten, die durch nachträgliche Sonderwünsche des Käufers veranlasst sind.</w:t>
-      </w:r>
-    </w:p>
-    <w:p>
-      <w:r>
-        <w:br w:type="page"/>
       </w:r>
     </w:p>
     <w:bookmarkEnd w:id="15"/>
@@ -641,6 +624,7 @@
       <w:pPr>
         <w:pStyle w:val="Heading1"/>
       </w:pPr>
+      <w:br w:type="page"/>
       <w:r>
         <w:t xml:space="preserve">§ 3 Kaufpreiszahlung, Fälligkeit</w:t>
       </w:r>
@@ -1112,17 +1096,13 @@
         <w:t xml:space="preserve">Sonderwünsche. Sonderwünsche des Käufers außerhalb der Ausstattungslinie „Birkenpfuhl Komfort B4” — insbesondere abweichende Bodenbeläge, Sanitärserien, Duschabtrennungen, zusätzliche Elektropunkte, Medienanschlüsse, Küchenvorbereitungen, Änderungen an nichttragenden Innenwänden oder Sonderausstattung des Stellplatzes TG-127 — sind gesondert zu beauftragen und vor Beginn der jeweils betroffenen Bauleistung auf Grundlage des Nachtragsangebots vollständig zu zahlen. Die Vergütung für individuelle Beratungen im Bemusterungszentrum beträgt 180,00 EUR netto je angefangener Beratungsstunde ab der vierten Stunde. Die Parteien sind sich einig, dass Sonderwunschentgelte gesonderte Zusatzleistungen betreffen und nicht in den MaBV-Ratenplan einzustellen sind.</w:t>
       </w:r>
     </w:p>
-    <w:p>
-      <w:r>
-        <w:br w:type="page"/>
-      </w:r>
-    </w:p>
     <w:bookmarkEnd w:id="16"/>
     <w:bookmarkStart w:id="17" w:name="Xacd27a9a0599f387afb098c717c3b96c90edba0"/>
     <w:p>
       <w:pPr>
         <w:pStyle w:val="Heading1"/>
       </w:pPr>
+      <w:br w:type="page"/>
       <w:r>
         <w:t xml:space="preserve">§ 4 Belastungsvollmacht, Kaufpreisfinanzierung</w:t>
       </w:r>
@@ -1179,11 +1159,6 @@
       </w:r>
       <w:r>
         <w:t xml:space="preserve">Die Grundpfandrechte können einschließlich Zinsen, Nebenleistungen, sofortiger Zwangsvollstreckungsunterwerfung in das belastete Wohnungseigentum und persönlicher Zwangsvollstreckungsunterwerfung des Käufers bestellt werden. Eine interne Begrenzung auf den Finanzierungszweck bleibt dem Käufer und seiner Bank vorbehalten. Der Käufer trägt sämtliche mit Bestellung, Rangbeschaffung hinter der Globalgrundschuld, Treuhandabwicklung und Löschung verbundenen Kosten.</w:t>
-      </w:r>
-    </w:p>
-    <w:p>
-      <w:r>
-        <w:br w:type="page"/>
       </w:r>
     </w:p>
     <w:bookmarkEnd w:id="17"/>
@@ -1192,6 +1167,7 @@
       <w:pPr>
         <w:pStyle w:val="Heading1"/>
       </w:pPr>
+      <w:br w:type="page"/>
       <w:r>
         <w:t xml:space="preserve">§ 5 Baupflicht, Baubeschreibung</w:t>
       </w:r>
@@ -1560,11 +1536,6 @@
       </w:r>
       <w:r>
         <w:t xml:space="preserve">Der Käufer erklärt, dass ihm von Vertriebsmitarbeitern oder anderen Beauftragten oder Mitarbeitern des Verkäufers keinerlei Zusagen zur Ausgestaltung des Kaufgegenstandes gemacht wurden, die nicht Gegenstand des vorliegenden Vertrages oder der diesem Vertrag in Bezug genommenen Urkunden sind.</w:t>
-      </w:r>
-    </w:p>
-    <w:p>
-      <w:r>
-        <w:br w:type="page"/>
       </w:r>
     </w:p>
     <w:bookmarkEnd w:id="18"/>
@@ -1573,6 +1544,7 @@
       <w:pPr>
         <w:pStyle w:val="Heading1"/>
       </w:pPr>
+      <w:br w:type="page"/>
       <w:r>
         <w:t xml:space="preserve">§ 6 Wirtschaftlicher Besitzübergang, Abnahme, Schlüsselübergabe</w:t>
       </w:r>
@@ -1677,11 +1649,6 @@
       </w:pPr>
       <w:r>
         <w:t xml:space="preserve">6.3.3 Nach Übermittlung des Sachverständigenprotokolls und der Abnahmeerklärung an die Erstverwaltung gilt die Abnahme des Gemeinschaftseigentums gegenüber den Erwerbern als erfolgt, soweit nicht innerhalb von zehn Bankarbeitstagen schriftlich wesentliche, im Protokoll nicht berücksichtigte Abnahmehindernisse benannt werden.</w:t>
-      </w:r>
-    </w:p>
-    <w:p>
-      <w:r>
-        <w:br w:type="page"/>
       </w:r>
     </w:p>
     <w:bookmarkEnd w:id="19"/>
@@ -1690,6 +1657,7 @@
       <w:pPr>
         <w:pStyle w:val="Heading1"/>
       </w:pPr>
+      <w:br w:type="page"/>
       <w:r>
         <w:t xml:space="preserve">§ 7 Erschließungskosten</w:t>
       </w:r>
@@ -1728,11 +1696,6 @@
       </w:r>
       <w:r>
         <w:t xml:space="preserve">Die Höhe der auf den Käufer entfallenden Erschließungs- und Anschlusskosten kann zum Zeitpunkt der Beurkundung nicht abschließend beziffert werden. Vorbehaltlich abschließender Abrechnung schätzt der Verkäufer die Belastung auf voraussichtlich 28 000,00 EUR bis 42 000,00 EUR.</w:t>
-      </w:r>
-    </w:p>
-    <w:p>
-      <w:r>
-        <w:br w:type="page"/>
       </w:r>
     </w:p>
     <w:bookmarkEnd w:id="20"/>
@@ -1741,6 +1704,7 @@
       <w:pPr>
         <w:pStyle w:val="Heading1"/>
       </w:pPr>
+      <w:br w:type="page"/>
       <w:r>
         <w:t xml:space="preserve">§ 8 Zutritt zur Baustelle</w:t>
       </w:r>
@@ -1797,11 +1761,6 @@
       </w:r>
       <w:r>
         <w:t xml:space="preserve">Bei Verstößen gegen die Zutritts- und Verhaltensregelungen kann der Verkäufer weitere Baustellentermine von zusätzlichen Sicherheitsauflagen abhängig machen und für jeden schuldhaften Verstoß eine pauschale Bearbeitungs- und Sicherheitskostenbeteiligung in Höhe von 2 500,00 EUR geltend machen. Dem Käufer bleibt der Nachweis eines geringeren Aufwandes vorbehalten.</w:t>
-      </w:r>
-    </w:p>
-    <w:p>
-      <w:r>
-        <w:br w:type="page"/>
       </w:r>
     </w:p>
     <w:bookmarkEnd w:id="21"/>
@@ -1810,6 +1769,7 @@
       <w:pPr>
         <w:pStyle w:val="Heading1"/>
       </w:pPr>
+      <w:br w:type="page"/>
       <w:r>
         <w:t xml:space="preserve">§ 9 Haftung, Mängelrechte, Verzug, Verjährung</w:t>
       </w:r>
@@ -1997,17 +1957,13 @@
         <w:t xml:space="preserve">Werden bei Übergabe oder Abnahme unwesentliche Mängel oder Restarbeiten festgestellt, kann der Verkäufer zur Beschleunigung der Übergabe einen Restarbeitenplan für die Wohnung 4.27 mit Kostenbewertung je Position oder eine Bürgschaft eines Bürgen gemäß § 2 Abs. 2 MaBV stellen. Die Parteien werden den Einbehalt auf den nach dem Restarbeitenplan verbleibenden voraussichtlichen Aufwand begrenzen; nach Anzeige der Abarbeitung ist eine gestellte Sicherheit freizugeben, sofern der Käufer nicht binnen zehn Bankarbeitstagen substantiiert widerspricht.</w:t>
       </w:r>
     </w:p>
-    <w:p>
-      <w:r>
-        <w:br w:type="page"/>
-      </w:r>
-    </w:p>
     <w:bookmarkEnd w:id="22"/>
     <w:bookmarkStart w:id="23" w:name="vormerkung"/>
     <w:p>
       <w:pPr>
         <w:pStyle w:val="Heading1"/>
       </w:pPr>
+      <w:br w:type="page"/>
       <w:r>
         <w:t xml:space="preserve">§ 10 Vormerkung</w:t>
       </w:r>
@@ -2064,11 +2020,6 @@
       </w:r>
       <w:r>
         <w:t xml:space="preserve">Der Käufer beantragt schon heute die Löschung der Eigentumsvormerkung Zug um Zug mit Vollzug der Auflassung.</w:t>
-      </w:r>
-    </w:p>
-    <w:p>
-      <w:r>
-        <w:br w:type="page"/>
       </w:r>
     </w:p>
     <w:bookmarkEnd w:id="23"/>
@@ -2077,6 +2028,7 @@
       <w:pPr>
         <w:pStyle w:val="Heading1"/>
       </w:pPr>
+      <w:br w:type="page"/>
       <w:r>
         <w:t xml:space="preserve">§ 11 Auflassung</w:t>
       </w:r>
@@ -2087,11 +2039,6 @@
       </w:pPr>
       <w:r>
         <w:t xml:space="preserve">Verkäufer und Käufer sind über den Eigentumsübergang einig. Sie bewilligen und beantragen die Eintragung der Eigentumsänderung im Grundbuch. Der Notar wird angewiesen, die Auflassung erst nach Eingang des vollständigen Kaufpreises sowie Vorlage einer Bestätigung des Verkäufers über die Fertigstellung beim Grundbuchamt zur Eintragung zu bringen.</w:t>
-      </w:r>
-    </w:p>
-    <w:p>
-      <w:r>
-        <w:br w:type="page"/>
       </w:r>
     </w:p>
     <w:bookmarkEnd w:id="24"/>
@@ -2100,6 +2047,7 @@
       <w:pPr>
         <w:pStyle w:val="Heading1"/>
       </w:pPr>
+      <w:br w:type="page"/>
       <w:r>
         <w:t xml:space="preserve">§ 12 Vollmachten</w:t>
       </w:r>
@@ -2156,11 +2104,6 @@
       </w:r>
       <w:r>
         <w:t xml:space="preserve">Der Käufer bevollmächtigt den Verkäufer ferner, sämtliche zur Durchführung dieses Vertrages erforderlichen Anträge, Erklärungen und Verzichte beim Grundbuchamt, bei Behörden und gegenüber Dritten abzugeben.</w:t>
-      </w:r>
-    </w:p>
-    <w:p>
-      <w:r>
-        <w:br w:type="page"/>
       </w:r>
     </w:p>
     <w:bookmarkEnd w:id="25"/>
@@ -2169,6 +2112,7 @@
       <w:pPr>
         <w:pStyle w:val="Heading1"/>
       </w:pPr>
+      <w:br w:type="page"/>
       <w:r>
         <w:t xml:space="preserve">§ 13 Schlussbestimmungen</w:t>
       </w:r>
@@ -2261,11 +2205,6 @@
       </w:r>
       <w:r>
         <w:t xml:space="preserve">Der Käufer trägt die auf die Einheit 4.27 und den Stellplatz TG-127 entfallenden Kosten der erstmaligen Einrichtung und Übergabe der WEG-Verwaltung, der technischen Betriebsführung, der Einweisung in Aufzug, Tiefgarage, Wärmeversorgung, Rauchabzug und Messsysteme sowie der für die Erstbetriebsphase abgeschlossenen Wartungs- und Dienstleistungsverträge. Eine Überprüfung der Wirtschaftlichkeit dieser Verträge durch einzelne Erwerber ist vor Übergabe des Gemeinschaftseigentums nicht geschuldet.</w:t>
-      </w:r>
-    </w:p>
-    <w:p>
-      <w:r>
-        <w:br w:type="page"/>
       </w:r>
     </w:p>
     <w:bookmarkEnd w:id="26"/>
@@ -2274,6 +2213,7 @@
       <w:pPr>
         <w:pStyle w:val="Heading1"/>
       </w:pPr>
+      <w:br w:type="page"/>
       <w:r>
         <w:t xml:space="preserve">§ 14 Belehrungen</w:t>
       </w:r>
@@ -2378,17 +2318,13 @@
         <w:t xml:space="preserve">Der Notar hat darauf hingewiesen, dass er als unparteiischer Amtsträger keine wirtschaftliche, steuerliche oder bautechnische Beratung übernimmt und keine Interessenvertretung einer Partei leistet. Fragen der Finanzierung, Rentabilität, technischen Zweckmäßigkeit, Wartungskosten, Förderfähigkeit und individuellen steuerlichen Auswirkungen waren nicht Gegenstand der notariellen Prüfung.</w:t>
       </w:r>
     </w:p>
-    <w:p>
-      <w:r>
-        <w:br w:type="page"/>
-      </w:r>
-    </w:p>
     <w:bookmarkEnd w:id="27"/>
     <w:bookmarkStart w:id="28" w:name="X4f67cac4119bae2ce85a655d240d61c8e478a46"/>
     <w:p>
       <w:pPr>
         <w:pStyle w:val="Heading1"/>
       </w:pPr>
+      <w:br w:type="page"/>
       <w:r>
         <w:t xml:space="preserve">Bezugsurkunden, Anlagen und Vollzugshinweise</w:t>
       </w:r>
@@ -2453,11 +2389,6 @@
       </w:pPr>
       <w:r>
         <w:t xml:space="preserve">Der Notar wird mit dem Vollzug beauftragt. Er soll Anträge erst stellen, wenn die hierfür erforderlichen Erklärungen und Nachweise vorliegen. Mitteilungen über den Eintritt der Fälligkeitsvoraussetzungen nach § 3 erfolgen schriftlich an beide Parteien.</w:t>
-      </w:r>
-    </w:p>
-    <w:p>
-      <w:r>
-        <w:br w:type="page"/>
       </w:r>
     </w:p>
     <w:bookmarkEnd w:id="28"/>
@@ -2466,6 +2397,7 @@
       <w:pPr>
         <w:pStyle w:val="Heading1"/>
       </w:pPr>
+      <w:br w:type="page"/>
       <w:r>
         <w:t xml:space="preserve">Geschäftswert und Kosten</w:t>
       </w:r>
@@ -2476,11 +2408,6 @@
       </w:pPr>
       <w:r>
         <w:t xml:space="preserve">Der Geschäftswert dieser Urkunde wird mit dem Gesamtkaufpreis von 828.000,00 EUR angegeben. Die Kosten dieser Urkunde und ihres Vollzugs trägt nach § 13.4 der Käufer. Auf die zusätzlich anfallende Grunderwerbsteuer sowie die Erschließungs- und Anschlusskosten nach § 7 wurde hingewiesen.</w:t>
-      </w:r>
-    </w:p>
-    <w:p>
-      <w:r>
-        <w:br w:type="page"/>
       </w:r>
     </w:p>
     <w:bookmarkEnd w:id="29"/>
@@ -2489,6 +2416,7 @@
       <w:pPr>
         <w:pStyle w:val="Heading1"/>
       </w:pPr>
+      <w:br w:type="page"/>
       <w:r>
         <w:t xml:space="preserve">Unterschriften</w:t>
       </w:r>
@@ -2595,11 +2523,6 @@
       </w:pPr>
       <w:r>
         <w:t xml:space="preserve">Dr. Adalbert von Sickingen-Querfurt, Notar</w:t>
-      </w:r>
-    </w:p>
-    <w:p>
-      <w:r>
-        <w:br w:type="page"/>
       </w:r>
     </w:p>
     <w:bookmarkEnd w:id="30"/>
@@ -2608,6 +2531,7 @@
       <w:pPr>
         <w:pStyle w:val="Heading1"/>
       </w:pPr>
+      <w:br w:type="page"/>
       <w:r>
         <w:t xml:space="preserve">Anlage: Baubeschreibung</w:t>
       </w:r>
@@ -2723,11 +2647,6 @@
       </w:r>
       <w:r>
         <w:t xml:space="preserve">Maßangaben in Plänen sind, soweit nicht ausdrücklich als verbindlich bezeichnet, ca.-Angaben und können sich im Zuge der Ausführungsplanung, der statischen Bemessung und der Haustechniktrassen verändern. Geringfügige Verschiebungen von Wänden, Schächten, Unterzügen, Installationsführungen und abgehängten Decken bleiben vorbehalten und stellen keinen Mangel dar.</w:t>
-      </w:r>
-    </w:p>
-    <w:p>
-      <w:r>
-        <w:br w:type="page"/>
       </w:r>
     </w:p>
     <w:bookmarkEnd w:id="31"/>
@@ -2737,6 +2656,7 @@
       <w:pPr>
         <w:pStyle w:val="Heading1"/>
       </w:pPr>
+      <w:br w:type="page"/>
       <w:r>
         <w:t xml:space="preserve">1 Allgemeines, Gebäudekonzept</w:t>
       </w:r>
@@ -3651,17 +3571,13 @@
         <w:t xml:space="preserve">Sonderwünsche außerhalb der Serien B4-01 bis B4-06, B4-Bad, B4-Tür und B4-Elektro sind vor Beginn der betroffenen Bauleistung vollständig und im Voraus zu zahlen.</w:t>
       </w:r>
     </w:p>
-    <w:p>
-      <w:r>
-        <w:br w:type="page"/>
-      </w:r>
-    </w:p>
     <w:bookmarkEnd w:id="52"/>
     <w:bookmarkStart w:id="53" w:name="schlussbestimmungen-der-baubeschreibung"/>
     <w:p>
       <w:pPr>
         <w:pStyle w:val="Heading1"/>
       </w:pPr>
+      <w:br w:type="page"/>
       <w:r>
         <w:t xml:space="preserve">Schlussbestimmungen der Baubeschreibung</w:t>
       </w:r>
